--- a/report/docx/Отчёт_ML_предмодерация_объявлений.docx
+++ b/report/docx/Отчёт_ML_предмодерация_объявлений.docx
@@ -15861,22 +15861,7 @@
           <w:i w:val="0"/>
           <w:sz w:val="24"/>
         </w:rPr>
-        <w:t>https://github.com/&lt;ваш-аккаунт&gt;/&lt;имя-репозитория&gt;</w:t>
-      </w:r>
-    </w:p>
-    <w:p>
-      <w:pPr>
-        <w:spacing w:after="200" w:before="0" w:line="276" w:lineRule="auto"/>
-      </w:pPr>
-      <w:r>
-        <w:rPr>
-          <w:rFonts w:ascii="Times New Roman" w:hAnsi="Times New Roman" w:cs="Times New Roman"/>
-          <w:b w:val="0"/>
-          <w:i/>
-          <w:color w:val="B03030"/>
-          <w:sz w:val="20"/>
-        </w:rPr>
-        <w:t>(ссылку подставить в REPO_URL в report/make_docx.py после публикации)</w:t>
+        <w:t>https://github.com/Mapc27/devops-prime-era-1task</w:t>
       </w:r>
     </w:p>
     <w:p>
